--- a/course_development/active_inference_family/04_screens_toys_tools/05_action/output/lab-protocols/05_action-lab.docx
+++ b/course_development/active_inference_family/04_screens_toys_tools/05_action/output/lab-protocols/05_action-lab.docx
@@ -4,32 +4,88 @@
   <w:body>
     <w:p>
       <w:r>
-        <w:t>Lab: Exploring Action</w:t>
+        <w:t>Lab: The Cardboard Controller</w:t>
       </w:r>
     </w:p>
     <w:p>
       <w:r>
-        <w:t>Objective</w:t>
+        <w:t>Goal</w:t>
       </w:r>
     </w:p>
     <w:p>
       <w:r>
-        <w:t>Design and simulate a simple agent that demonstrates the principles of Action .</w:t>
+        <w:t>To design an ergonomic interface for a human hand.</w:t>
       </w:r>
     </w:p>
     <w:p>
       <w:r>
-        <w:t>Prerequisites</w:t>
+        <w:t>What You Need</w:t>
       </w:r>
     </w:p>
     <w:p>
       <w:r>
-        <w:t>Basic understanding of Python or a relevant simulation tool.  Familiarity with the formal definition of Action.   Steps</w:t>
+        <w:t>Cardboard.  Scissors.  Bottle caps (Buttons).  Glue.   Steps</w:t>
       </w:r>
     </w:p>
     <w:p>
       <w:r>
-        <w:t>Define the Environment : Create a simple grid world or state space relevant to Family.  Define the Agent : Specify the agent's generative model, focusing on Action.  Simulation : Run the agent for 100 timesteps.  Perturbation : Introduce a specific challenge to Action (e.g., increased noise, occlusion).  Analysis : Plot the Free Energy over time. Does the agent successfully adapt?   Discussion Requirements</w:t>
+        <w:t>1. The Grip</w:t>
+      </w:r>
+    </w:p>
+    <w:p>
+      <w:r>
+        <w:t>Cut a shape that fits your hands comfortably.</w:t>
+        <w:br/>
+        <w:t>Is it too big? Too small?</w:t>
+        <w:br/>
+        <w:t>Where do your thumbs naturally rest?</w:t>
+      </w:r>
+    </w:p>
+    <w:p>
+      <w:r>
+        <w:t>2. The Layout</w:t>
+      </w:r>
+    </w:p>
+    <w:p>
+      <w:r>
+        <w:t>Glue bottle caps where the buttons should be.</w:t>
+        <w:br/>
+        <w:t>"A" button for thumb.</w:t>
+        <w:br/>
+        <w:t>"Triggers" for index fingers.</w:t>
+        <w:br/>
+        <w:t>This is Ergonomics (Designing for the body).</w:t>
+      </w:r>
+    </w:p>
+    <w:p>
+      <w:r>
+        <w:t>3. The Test</w:t>
+      </w:r>
+    </w:p>
+    <w:p>
+      <w:r>
+        <w:t>Hold it. Pretend to play.</w:t>
+        <w:br/>
+        <w:t>Do your fingers get tired?</w:t>
+        <w:br/>
+        <w:t>Can you reach all the buttons?</w:t>
+        <w:br/>
+        <w:t>Real designers make hundreds of prototypes like this.</w:t>
+      </w:r>
+    </w:p>
+    <w:p>
+      <w:r>
+        <w:t>Discussion</w:t>
+      </w:r>
+    </w:p>
+    <w:p>
+      <w:r>
+        <w:t>Why are almost all controllers the same shape? (Because human hands are the same shape).  What would a controller for a cat look like?   What We Learned</w:t>
+      </w:r>
+    </w:p>
+    <w:p>
+      <w:r>
+        <w:t>Interfaces must be designed for the Agent's body.</w:t>
       </w:r>
     </w:p>
     <w:sectPr>
